--- a/New Learning/Design Principles/Microservices Design Patterns.docx
+++ b/New Learning/Design Principles/Microservices Design Patterns.docx
@@ -24,6 +24,9 @@
         <w:spacing w:after="0" w:line="240" w:lineRule="auto"/>
       </w:pPr>
       <w:r>
+        <w:rPr>
+          <w:noProof/>
+        </w:rPr>
         <w:drawing>
           <wp:inline distT="0" distB="0" distL="0" distR="0" wp14:anchorId="23B9F1BF" wp14:editId="7594FA3A">
             <wp:extent cx="2897565" cy="1511300"/>
@@ -126,6 +129,7 @@
         <w:rPr>
           <w:b/>
           <w:bCs/>
+          <w:noProof/>
         </w:rPr>
         <w:drawing>
           <wp:inline distT="0" distB="0" distL="0" distR="0" wp14:anchorId="7B507A56" wp14:editId="7D782E74">
@@ -182,6 +186,9 @@
         </w:rPr>
       </w:pPr>
       <w:r>
+        <w:rPr>
+          <w:noProof/>
+        </w:rPr>
         <w:drawing>
           <wp:inline distT="0" distB="0" distL="0" distR="0" wp14:anchorId="56AF1F0B" wp14:editId="1746DE09">
             <wp:extent cx="3048000" cy="1665676"/>
@@ -241,7 +248,15 @@
         <w:spacing w:after="0" w:line="240" w:lineRule="auto"/>
       </w:pPr>
       <w:r>
-        <w:t>Live status to user by polling / websockets (Signal R)</w:t>
+        <w:t xml:space="preserve">Live status to user by polling / </w:t>
+      </w:r>
+      <w:proofErr w:type="spellStart"/>
+      <w:r>
+        <w:t>websockets</w:t>
+      </w:r>
+      <w:proofErr w:type="spellEnd"/>
+      <w:r>
+        <w:t xml:space="preserve"> (Signal R)</w:t>
       </w:r>
     </w:p>
     <w:p>
@@ -275,6 +290,9 @@
         <w:spacing w:after="0" w:line="240" w:lineRule="auto"/>
       </w:pPr>
       <w:r>
+        <w:rPr>
+          <w:noProof/>
+        </w:rPr>
         <w:drawing>
           <wp:inline distT="0" distB="0" distL="0" distR="0" wp14:anchorId="74AF9B8B" wp14:editId="583CA9DD">
             <wp:extent cx="3165607" cy="1644650"/>
@@ -400,6 +418,9 @@
         <w:spacing w:after="0" w:line="240" w:lineRule="auto"/>
       </w:pPr>
       <w:r>
+        <w:rPr>
+          <w:noProof/>
+        </w:rPr>
         <w:drawing>
           <wp:inline distT="0" distB="0" distL="0" distR="0" wp14:anchorId="7D800A9E" wp14:editId="1CB0F2CA">
             <wp:extent cx="5283200" cy="2349067"/>
@@ -511,6 +532,9 @@
         <w:spacing w:after="0" w:line="240" w:lineRule="auto"/>
       </w:pPr>
       <w:r>
+        <w:rPr>
+          <w:noProof/>
+        </w:rPr>
         <w:drawing>
           <wp:inline distT="0" distB="0" distL="0" distR="0" wp14:anchorId="7A5FB2E9" wp14:editId="3D0912B5">
             <wp:extent cx="3848100" cy="1160131"/>
@@ -566,6 +590,9 @@
         <w:spacing w:after="0" w:line="240" w:lineRule="auto"/>
       </w:pPr>
       <w:r>
+        <w:rPr>
+          <w:noProof/>
+        </w:rPr>
         <w:drawing>
           <wp:inline distT="0" distB="0" distL="0" distR="0" wp14:anchorId="0EA36B6D" wp14:editId="436F17D1">
             <wp:extent cx="4146550" cy="2136625"/>
@@ -676,6 +703,9 @@
         <w:spacing w:after="0" w:line="240" w:lineRule="auto"/>
       </w:pPr>
       <w:r>
+        <w:rPr>
+          <w:noProof/>
+        </w:rPr>
         <w:drawing>
           <wp:inline distT="0" distB="0" distL="0" distR="0" wp14:anchorId="7A4BD66D" wp14:editId="366D72B1">
             <wp:extent cx="4226388" cy="1282700"/>
@@ -723,6 +753,9 @@
         <w:spacing w:after="0" w:line="240" w:lineRule="auto"/>
       </w:pPr>
       <w:r>
+        <w:rPr>
+          <w:noProof/>
+        </w:rPr>
         <w:drawing>
           <wp:inline distT="0" distB="0" distL="0" distR="0" wp14:anchorId="0094E765" wp14:editId="6C92ADB1">
             <wp:extent cx="4279900" cy="1054938"/>
@@ -778,6 +811,9 @@
         <w:spacing w:after="0" w:line="240" w:lineRule="auto"/>
       </w:pPr>
       <w:r>
+        <w:rPr>
+          <w:noProof/>
+        </w:rPr>
         <w:drawing>
           <wp:inline distT="0" distB="0" distL="0" distR="0" wp14:anchorId="0A8DD89F" wp14:editId="6D09F295">
             <wp:extent cx="4267200" cy="1404128"/>
@@ -825,6 +861,9 @@
         <w:spacing w:after="0" w:line="240" w:lineRule="auto"/>
       </w:pPr>
       <w:r>
+        <w:rPr>
+          <w:noProof/>
+        </w:rPr>
         <w:drawing>
           <wp:inline distT="0" distB="0" distL="0" distR="0" wp14:anchorId="51A4E2BB" wp14:editId="7340EC73">
             <wp:extent cx="4108450" cy="2288867"/>
@@ -873,11 +912,32 @@
       </w:pPr>
       <w:r>
         <w:lastRenderedPageBreak/>
-        <w:t>Better to use no-sql for scaling .</w:t>
-      </w:r>
-      <w:r>
-        <w:t xml:space="preserve"> They can also be stored in message broker like Kafka , event hub , RabitMQ etc</w:t>
-      </w:r>
+        <w:t>Better to use no-</w:t>
+      </w:r>
+      <w:proofErr w:type="spellStart"/>
+      <w:r>
+        <w:t>sql</w:t>
+      </w:r>
+      <w:proofErr w:type="spellEnd"/>
+      <w:r>
+        <w:t xml:space="preserve"> for scaling .</w:t>
+      </w:r>
+      <w:r>
+        <w:t xml:space="preserve"> They can also be stored in message broker like Kafka , event hub , </w:t>
+      </w:r>
+      <w:proofErr w:type="spellStart"/>
+      <w:r>
+        <w:t>RabitMQ</w:t>
+      </w:r>
+      <w:proofErr w:type="spellEnd"/>
+      <w:r>
+        <w:t xml:space="preserve"> </w:t>
+      </w:r>
+      <w:proofErr w:type="spellStart"/>
+      <w:r>
+        <w:t>etc</w:t>
+      </w:r>
+      <w:proofErr w:type="spellEnd"/>
     </w:p>
     <w:p>
       <w:pPr>
@@ -942,10 +1002,13 @@
         <w:spacing w:after="0" w:line="240" w:lineRule="auto"/>
       </w:pPr>
       <w:r>
+        <w:rPr>
+          <w:noProof/>
+        </w:rPr>
         <w:drawing>
-          <wp:inline distT="0" distB="0" distL="0" distR="0" wp14:anchorId="789296FF" wp14:editId="6ED9DC8B">
-            <wp:extent cx="3776162" cy="1663700"/>
-            <wp:effectExtent l="0" t="0" r="0" b="0"/>
+          <wp:inline distT="0" distB="0" distL="0" distR="0" wp14:anchorId="789296FF" wp14:editId="6FE1EEBB">
+            <wp:extent cx="3804987" cy="1676400"/>
+            <wp:effectExtent l="0" t="0" r="5080" b="0"/>
             <wp:docPr id="857124416" name="Picture 1" descr="A screenshot of a computer&#10;&#10;AI-generated content may be incorrect."/>
             <wp:cNvGraphicFramePr>
               <a:graphicFrameLocks xmlns:a="http://schemas.openxmlformats.org/drawingml/2006/main" noChangeAspect="1"/>
@@ -966,7 +1029,7 @@
                   <pic:spPr>
                     <a:xfrm>
                       <a:off x="0" y="0"/>
-                      <a:ext cx="3791294" cy="1670367"/>
+                      <a:ext cx="3837613" cy="1690774"/>
                     </a:xfrm>
                     <a:prstGeom prst="rect">
                       <a:avLst/>
@@ -989,6 +1052,9 @@
         <w:spacing w:after="0" w:line="240" w:lineRule="auto"/>
       </w:pPr>
       <w:r>
+        <w:rPr>
+          <w:noProof/>
+        </w:rPr>
         <w:drawing>
           <wp:inline distT="0" distB="0" distL="0" distR="0" wp14:anchorId="5033CB16" wp14:editId="2C945B88">
             <wp:extent cx="3835400" cy="1988877"/>
@@ -1036,6 +1102,9 @@
         <w:spacing w:after="0" w:line="240" w:lineRule="auto"/>
       </w:pPr>
       <w:r>
+        <w:rPr>
+          <w:noProof/>
+        </w:rPr>
         <w:drawing>
           <wp:inline distT="0" distB="0" distL="0" distR="0" wp14:anchorId="4FED02EB" wp14:editId="028E83E1">
             <wp:extent cx="3898900" cy="2345913"/>
@@ -1086,7 +1155,15 @@
         <w:t>Benefits : Simplified UI , Optimized performance</w:t>
       </w:r>
       <w:r>
-        <w:t xml:space="preserve"> (parallel api calls )</w:t>
+        <w:t xml:space="preserve"> (parallel </w:t>
+      </w:r>
+      <w:proofErr w:type="spellStart"/>
+      <w:r>
+        <w:t>api</w:t>
+      </w:r>
+      <w:proofErr w:type="spellEnd"/>
+      <w:r>
+        <w:t xml:space="preserve"> calls )</w:t>
       </w:r>
       <w:r>
         <w:t xml:space="preserve"> , </w:t>
@@ -1142,12 +1219,18 @@
       <w:pPr>
         <w:spacing w:after="0" w:line="240" w:lineRule="auto"/>
       </w:pPr>
-    </w:p>
-    <w:p>
-      <w:pPr>
-        <w:spacing w:after="0" w:line="240" w:lineRule="auto"/>
-      </w:pPr>
-      <w:r>
+      <w:r>
+        <w:t>o</w:t>
+      </w:r>
+    </w:p>
+    <w:p>
+      <w:pPr>
+        <w:spacing w:after="0" w:line="240" w:lineRule="auto"/>
+      </w:pPr>
+      <w:r>
+        <w:rPr>
+          <w:noProof/>
+        </w:rPr>
         <w:drawing>
           <wp:inline distT="0" distB="0" distL="0" distR="0" wp14:anchorId="5684CFCA" wp14:editId="7285C106">
             <wp:extent cx="4669463" cy="1974850"/>
@@ -1228,6 +1311,9 @@
         <w:spacing w:after="0" w:line="240" w:lineRule="auto"/>
       </w:pPr>
       <w:r>
+        <w:rPr>
+          <w:noProof/>
+        </w:rPr>
         <w:drawing>
           <wp:inline distT="0" distB="0" distL="0" distR="0" wp14:anchorId="1E1D3C43" wp14:editId="22A75FAC">
             <wp:extent cx="3448156" cy="1714500"/>
@@ -1298,10 +1384,34 @@
         <w:spacing w:after="0" w:line="240" w:lineRule="auto"/>
       </w:pPr>
       <w:r>
+        <w:t xml:space="preserve">It is a custom API that sits in between , </w:t>
+      </w:r>
+      <w:proofErr w:type="spellStart"/>
+      <w:r>
+        <w:t>fronte</w:t>
+      </w:r>
+      <w:proofErr w:type="spellEnd"/>
+      <w:r>
+        <w:t xml:space="preserve"> end App and back end microservices . Instead of front end calling all the different microservices , it  makes a single call to the BFF service , the BFF structures and formats the response expected by the front end .</w:t>
+      </w:r>
+    </w:p>
+    <w:p>
+      <w:pPr>
+        <w:spacing w:after="0" w:line="240" w:lineRule="auto"/>
+      </w:pPr>
+    </w:p>
+    <w:p>
+      <w:pPr>
+        <w:spacing w:after="0" w:line="240" w:lineRule="auto"/>
+      </w:pPr>
+      <w:r>
+        <w:rPr>
+          <w:noProof/>
+        </w:rPr>
         <w:drawing>
-          <wp:inline distT="0" distB="0" distL="0" distR="0" wp14:anchorId="613BB7FF" wp14:editId="780E0733">
-            <wp:extent cx="2603500" cy="2150857"/>
-            <wp:effectExtent l="0" t="0" r="6350" b="1905"/>
+          <wp:inline distT="0" distB="0" distL="0" distR="0" wp14:anchorId="613BB7FF" wp14:editId="0784833B">
+            <wp:extent cx="2495550" cy="2061676"/>
+            <wp:effectExtent l="0" t="0" r="0" b="0"/>
             <wp:docPr id="733503879" name="Picture 1"/>
             <wp:cNvGraphicFramePr>
               <a:graphicFrameLocks xmlns:a="http://schemas.openxmlformats.org/drawingml/2006/main" noChangeAspect="1"/>
@@ -1322,7 +1432,7 @@
                   <pic:spPr>
                     <a:xfrm>
                       <a:off x="0" y="0"/>
-                      <a:ext cx="2608314" cy="2154834"/>
+                      <a:ext cx="2528405" cy="2088819"/>
                     </a:xfrm>
                     <a:prstGeom prst="rect">
                       <a:avLst/>
@@ -1373,6 +1483,26 @@
         <w:spacing w:after="0" w:line="240" w:lineRule="auto"/>
       </w:pPr>
       <w:r>
+        <w:t xml:space="preserve">To prevent cascading failure , this particular pattern is implemented , with out which , if the payment services is being called , and it does not give any response , without circuit breaker pattern , system </w:t>
+      </w:r>
+      <w:r>
+        <w:lastRenderedPageBreak/>
+        <w:t xml:space="preserve">would crash , with circuit breaker pattern , it would block the request , resulting in the system continue to work </w:t>
+      </w:r>
+    </w:p>
+    <w:p>
+      <w:pPr>
+        <w:spacing w:after="0" w:line="240" w:lineRule="auto"/>
+      </w:pPr>
+    </w:p>
+    <w:p>
+      <w:pPr>
+        <w:spacing w:after="0" w:line="240" w:lineRule="auto"/>
+      </w:pPr>
+      <w:r>
+        <w:rPr>
+          <w:noProof/>
+        </w:rPr>
         <w:drawing>
           <wp:inline distT="0" distB="0" distL="0" distR="0" wp14:anchorId="6FAABA34" wp14:editId="7F7EBA83">
             <wp:extent cx="1628376" cy="984250"/>
@@ -1415,7 +1545,9 @@
         <w:spacing w:after="0" w:line="240" w:lineRule="auto"/>
       </w:pPr>
       <w:r>
-        <w:lastRenderedPageBreak/>
+        <w:rPr>
+          <w:noProof/>
+        </w:rPr>
         <w:drawing>
           <wp:inline distT="0" distB="0" distL="0" distR="0" wp14:anchorId="77E83F98" wp14:editId="6C1E6848">
             <wp:extent cx="3708400" cy="1332424"/>
@@ -1567,6 +1699,42 @@
         <w:spacing w:after="0" w:line="240" w:lineRule="auto"/>
       </w:pPr>
       <w:r>
+        <w:t xml:space="preserve">The </w:t>
+      </w:r>
+      <w:r>
+        <w:rPr>
+          <w:b/>
+          <w:bCs/>
+        </w:rPr>
+        <w:t>Strangler Pattern</w:t>
+      </w:r>
+      <w:r>
+        <w:t xml:space="preserve"> is a design pattern used to </w:t>
+      </w:r>
+      <w:r>
+        <w:rPr>
+          <w:b/>
+          <w:bCs/>
+        </w:rPr>
+        <w:t>gradually migrate or modernize a legacy system by replacing parts of it with new services over time</w:t>
+      </w:r>
+      <w:r>
+        <w:t>, instead of rewriting the whole system at once.</w:t>
+      </w:r>
+    </w:p>
+    <w:p>
+      <w:pPr>
+        <w:spacing w:after="0" w:line="240" w:lineRule="auto"/>
+      </w:pPr>
+    </w:p>
+    <w:p>
+      <w:pPr>
+        <w:spacing w:after="0" w:line="240" w:lineRule="auto"/>
+      </w:pPr>
+      <w:r>
+        <w:rPr>
+          <w:noProof/>
+        </w:rPr>
         <w:drawing>
           <wp:inline distT="0" distB="0" distL="0" distR="0" wp14:anchorId="6E8757C1" wp14:editId="36AE19A3">
             <wp:extent cx="3340100" cy="1812341"/>
@@ -1614,6 +1782,10 @@
         <w:spacing w:after="0" w:line="240" w:lineRule="auto"/>
       </w:pPr>
       <w:r>
+        <w:rPr>
+          <w:noProof/>
+        </w:rPr>
+        <w:lastRenderedPageBreak/>
         <w:drawing>
           <wp:inline distT="0" distB="0" distL="0" distR="0" wp14:anchorId="67E1852D" wp14:editId="453B3E9A">
             <wp:extent cx="3060700" cy="1877336"/>
@@ -1679,7 +1851,9 @@
         <w:spacing w:after="0" w:line="240" w:lineRule="auto"/>
       </w:pPr>
       <w:r>
-        <w:lastRenderedPageBreak/>
+        <w:rPr>
+          <w:noProof/>
+        </w:rPr>
         <w:drawing>
           <wp:inline distT="0" distB="0" distL="0" distR="0" wp14:anchorId="6A942B7F" wp14:editId="0673359B">
             <wp:extent cx="4425950" cy="2853325"/>
